--- a/docs/publications/aan-training-program/AAN_Book_09_Module.docx
+++ b/docs/publications/aan-training-program/AAN_Book_09_Module.docx
@@ -10,7 +10,7 @@
         <w:rPr>
           <w:color w:val="0D1B2E"/>
         </w:rPr>
-        <w:t>Book 09 — Data Protection (Purview)</w:t>
+        <w:t>Book 09 — Database Consolidation &amp; Network Physics</w:t>
       </w:r>
     </w:p>
     <w:p>
@@ -20,7 +20,7 @@
           <w:color w:val="5A5A5A"/>
           <w:sz w:val="24"/>
         </w:rPr>
-        <w:t>AAN module: closing the payload gap — CUI labeling, three-surface DLP, and agency-controlled keys</w:t>
+        <w:t>AAN module: logical vs. physical centralization under the speed-of-light constraint</w:t>
       </w:r>
     </w:p>
     <w:p>
@@ -47,7 +47,7 @@
         <w:rPr>
           <w:sz w:val="22"/>
         </w:rPr>
-        <w:t xml:space="preserve"> Book_09 Data Protection Purview &lt;https://github.com/WhalerMike/uiao/blob/main/inbox/Application%20Aware%20Networking/Book_09_Federal_Application_Aware_Networking_Data_Protection_Purview.qmd&gt; · </w:t>
+        <w:t xml:space="preserve"> Book_09 Database Consolidation &amp; Network Physics &lt;https://github.com/WhalerMike/uiao/blob/main/inbox/Application%20Aware%20Networking/Book_09_FedAAN_Database_Consolidation_Network_Physics.qmd&gt; · </w:t>
       </w:r>
       <w:r>
         <w:rPr>
@@ -60,7 +60,7 @@
         <w:rPr>
           <w:sz w:val="22"/>
         </w:rPr>
-        <w:t xml:space="preserve"> 4 — telemetry (KSI-MLA, CA-7 / SI-4) · </w:t>
+        <w:t xml:space="preserve"> 3 — network (KSI-CNA, SC-8 / CA-7) · </w:t>
       </w:r>
       <w:r>
         <w:rPr>
@@ -73,7 +73,7 @@
         <w:rPr>
           <w:sz w:val="22"/>
         </w:rPr>
-        <w:t xml:space="preserve"> A4, B5</w:t>
+        <w:t xml:space="preserve"> A3, B4</w:t>
       </w:r>
     </w:p>
     <w:p>
@@ -95,14 +95,20 @@
         <w:rPr>
           <w:sz w:val="22"/>
         </w:rPr>
-        <w:t xml:space="preserve">Closes the "payload gap" left after network/identity hardening: the pipe is regulated but the content is opaque. A federal CUI classification taxonomy enforced via Purview sensitivity labels, DLP across three enforcement surfaces, and agency-controlled cryptographic key management in Azure Key Vault. </w:t>
+        <w:t xml:space="preserve">Where federal databases should live after the identity modernization of Books 07–08. </w:t>
       </w:r>
       <w:r>
         <w:rPr>
           <w:b/>
           <w:sz w:val="22"/>
         </w:rPr>
-        <w:t>Both pipe and payload controls are required for FedRAMP Moderate.</w:t>
+        <w:t>Logical centralization (one authoritative source per fact) is almost always correct; physical centralization is constrained by the speed-of-light propagation floor.</w:t>
+      </w:r>
+      <w:r>
+        <w:rPr>
+          <w:sz w:val="22"/>
+        </w:rPr>
+        <w:t xml:space="preserve"> Match each workload's consistency class to a network transport class, use SD-WAN to close the addressable latency gap, and use token-based security to consolidate without perimeter-driven fragmentation.</w:t>
       </w:r>
     </w:p>
     <w:p>
@@ -124,7 +130,7 @@
         <w:rPr>
           <w:sz w:val="22"/>
         </w:rPr>
-        <w:t>Explain why CASB/network controls alone cannot prevent exfiltration of unclassified-but-sensitive content.</w:t>
+        <w:t>Distinguish logical from physical centralization and explain why conflating them causes unnecessary cost or fragmentation.</w:t>
       </w:r>
     </w:p>
     <w:p>
@@ -135,7 +141,7 @@
         <w:rPr>
           <w:sz w:val="22"/>
         </w:rPr>
-        <w:t>Map the federal CUI framework (EO 13556, NARA CUI Registry) — Public, Internal, CUI-Basic, CUI-Specified — to a parent/child Purview label taxonomy created via Security &amp; Compliance PowerShell.</w:t>
+        <w:t>Compute the physics floor for a fiber route (~200,000 km/s) and separate it from the addressable gap SD-WAN can attack.</w:t>
       </w:r>
     </w:p>
     <w:p>
@@ -146,7 +152,7 @@
         <w:rPr>
           <w:sz w:val="22"/>
         </w:rPr>
-        <w:t>Build automatic labeling with pre-built and custom Sensitive Information Types and trainable classifiers, deployed in simulation mode first.</w:t>
+        <w:t>Classify workloads into the six consistency classes (strong/serializable, synchronous, async, bounded staleness, causal/CRDT, eventual) and pick a matching transport class.</w:t>
       </w:r>
     </w:p>
     <w:p>
@@ -157,7 +163,7 @@
         <w:rPr>
           <w:sz w:val="22"/>
         </w:rPr>
-        <w:t>Implement the DLP baseline across service-layer (SharePoint/OneDrive/Exchange/Teams), Endpoint DLP (print/USB/clipboard/ upload), and CASB network-layer surfaces.</w:t>
+        <w:t>Design lean/fat traffic separation for database clusters (consensus heartbeats vs. backups/replication) with SD-WAN classification and DSCP marking.</w:t>
       </w:r>
     </w:p>
     <w:p>
@@ -168,7 +174,7 @@
         <w:rPr>
           <w:sz w:val="22"/>
         </w:rPr>
-        <w:t>Deploy Key Vault Premium (HSM, FIPS 140-2 Level 2) with CMK for SQL TDE and SharePoint BYOK, Managed Identity RBAC, and a 12-month rotation policy.</w:t>
+        <w:t>Explain how Entra token scope replaces the network perimeter as the primary database access control, enabling consolidation across segments.</w:t>
       </w:r>
     </w:p>
     <w:p>
@@ -179,18 +185,7 @@
         <w:rPr>
           <w:sz w:val="22"/>
         </w:rPr>
-        <w:t>Distinguish AU-12 (audit generation) from AU-10 (non-repudiation) and configure Purview Audit Premium tiered retention.</w:t>
-      </w:r>
-    </w:p>
-    <w:p>
-      <w:pPr>
-        <w:pStyle w:val="ListBullet"/>
-      </w:pPr>
-      <w:r>
-        <w:rPr>
-          <w:sz w:val="22"/>
-        </w:rPr>
-        <w:t>Structure a Certificate Practice Statement per RFC 3647 (SC-17).</w:t>
+        <w:t>Design an SSOT architecture with one canonical source and multiple consistency-class projections.</w:t>
       </w:r>
     </w:p>
     <w:p>
@@ -212,7 +207,7 @@
         <w:rPr>
           <w:sz w:val="22"/>
         </w:rPr>
-        <w:t>Four-tier CUI label taxonomy with escalating protections.</w:t>
+        <w:t>The speed-of-light tax: physics floor vs. addressable gap (e.g., DC–LA 27 ms floor vs. 65–90 ms observed).</w:t>
       </w:r>
     </w:p>
     <w:p>
@@ -223,7 +218,7 @@
         <w:rPr>
           <w:sz w:val="22"/>
         </w:rPr>
-        <w:t>The Purview-labels-feed-the-CASB integration pattern (payload signal for network enforcement).</w:t>
+        <w:t>SD-WAN near-geodesic routing, FEC/packet duplication, traffic-class separation.</w:t>
       </w:r>
     </w:p>
     <w:p>
@@ -234,7 +229,7 @@
         <w:rPr>
           <w:sz w:val="22"/>
         </w:rPr>
-        <w:t>Three DLP enforcement surfaces; custom SITs; trainable classifiers (50–500 samples).</w:t>
+        <w:t>The lean/fat design rule for replication topology.</w:t>
       </w:r>
     </w:p>
     <w:p>
@@ -245,7 +240,7 @@
         <w:rPr>
           <w:sz w:val="22"/>
         </w:rPr>
-        <w:t>Four-level key hierarchy: offline root CA HSM → issuing CA in Key Vault → CMK → wrapped DEKs.</w:t>
+        <w:t>Six consistency classes mapped to transport classes; the federal workload classification table.</w:t>
       </w:r>
     </w:p>
     <w:p>
@@ -256,7 +251,7 @@
         <w:rPr>
           <w:sz w:val="22"/>
         </w:rPr>
-        <w:t>Audit Premium events: MailItemsAccessed, SearchQueryInitiated, SensitivityLabel* (downgrade detection).</w:t>
+        <w:t>"Physics Constrains, Token Liberates" and the other Federal Data Architecture Principles.</w:t>
       </w:r>
     </w:p>
     <w:p>
@@ -267,7 +262,7 @@
         <w:rPr>
           <w:sz w:val="22"/>
         </w:rPr>
-        <w:t>Infoblox IPAM/DNS underpinning CRL/OCSP reliability.</w:t>
+        <w:t>SSOT: one truth, many projections.</w:t>
       </w:r>
     </w:p>
     <w:p>
@@ -278,95 +273,18 @@
         <w:rPr>
           <w:color w:val="0D1B2E"/>
         </w:rPr>
-        <w:t>Implementation sequence</w:t>
+        <w:t>Reading sequence</w:t>
       </w:r>
     </w:p>
     <w:p>
       <w:pPr>
-        <w:pStyle w:val="ListNumber"/>
+        <w:spacing w:before="80" w:after="80"/>
       </w:pPr>
       <w:r>
         <w:rPr>
           <w:sz w:val="22"/>
         </w:rPr>
-        <w:t>Create and publish the four-tier label taxonomy to all locations.</w:t>
-      </w:r>
-    </w:p>
-    <w:p>
-      <w:pPr>
-        <w:pStyle w:val="ListNumber"/>
-      </w:pPr>
-      <w:r>
-        <w:rPr>
-          <w:sz w:val="22"/>
-        </w:rPr>
-        <w:t>Build custom SITs and trainable classifiers; auto-labeling in simulation → review → enforce.</w:t>
-      </w:r>
-    </w:p>
-    <w:p>
-      <w:pPr>
-        <w:pStyle w:val="ListNumber"/>
-      </w:pPr>
-      <w:r>
-        <w:rPr>
-          <w:sz w:val="22"/>
-        </w:rPr>
-        <w:t>Deploy service-layer DLP baseline (block external share/send of CUI).</w:t>
-      </w:r>
-    </w:p>
-    <w:p>
-      <w:pPr>
-        <w:pStyle w:val="ListNumber"/>
-      </w:pPr>
-      <w:r>
-        <w:rPr>
-          <w:sz w:val="22"/>
-        </w:rPr>
-        <w:t>Verify Defender for Endpoint onboarding, then deploy Endpoint DLP.</w:t>
-      </w:r>
-    </w:p>
-    <w:p>
-      <w:pPr>
-        <w:pStyle w:val="ListNumber"/>
-      </w:pPr>
-      <w:r>
-        <w:rPr>
-          <w:sz w:val="22"/>
-        </w:rPr>
-        <w:t>Create Key Vault Premium (soft-delete, purge protection, RBAC); mint HSM CMKs.</w:t>
-      </w:r>
-    </w:p>
-    <w:p>
-      <w:pPr>
-        <w:pStyle w:val="ListNumber"/>
-      </w:pPr>
-      <w:r>
-        <w:rPr>
-          <w:sz w:val="22"/>
-        </w:rPr>
-        <w:t>Migrate SQL TDE protector to CMK; automatic rotation (P12M).</w:t>
-      </w:r>
-    </w:p>
-    <w:p>
-      <w:pPr>
-        <w:pStyle w:val="ListNumber"/>
-      </w:pPr>
-      <w:r>
-        <w:rPr>
-          <w:sz w:val="22"/>
-        </w:rPr>
-        <w:t>Enable Audit Premium with tiered retention (10-year privileged / 1-year default).</w:t>
-      </w:r>
-    </w:p>
-    <w:p>
-      <w:pPr>
-        <w:pStyle w:val="ListNumber"/>
-      </w:pPr>
-      <w:r>
-        <w:rPr>
-          <w:sz w:val="22"/>
-        </w:rPr>
-        <w:t>Author the CPS per RFC 3647; verify CRL/OCSP reachability.</w:t>
+        <w:t>Architecture/principles-shaped: consolidation premise → logical vs. physical distinction → speed-of-light constraints → SD-WAN as the database's network ally → token-based security as consolidation enabler → consistency-to-transport matching → the five principles → NIST closure.</w:t>
       </w:r>
     </w:p>
     <w:p>
@@ -388,7 +306,7 @@
         <w:rPr>
           <w:sz w:val="22"/>
         </w:rPr>
-        <w:t>AC-4, AU-10, MP-2, MP-3, MP-4, MP-5, SC-12, SC-12(1), SC-13, SC-17, SC-28. NIST SP 800-171, SP 800-57 Part 1, FIPS 140-2 Level 2, NARA CUI Marking Handbook, RFC 3647. FedRAMP 20x KSIs: data protection, key management, non-repudiation, boundary protection.</w:t>
+        <w:t>SC-28 (TDE), SC-8 (TLS + Arc certificate), SC-5 (SD-WAN QoS / lean-fat), SI-12 (SSOT retention), CA-3 (token-scoped exchange), SA-8, AU-9 (geo-replicated audit logs), CP-9, CP-10.</w:t>
       </w:r>
     </w:p>
     <w:p>
@@ -410,7 +328,7 @@
         <w:rPr>
           <w:sz w:val="22"/>
         </w:rPr>
-        <w:t>Books 01–08: PKI (01), SASE/CASB (02), Conditional Access (01–03), SQL TDE (04–05), PAM (07), SIEM context (08/10). Security &amp; Compliance PowerShell and Az modules.</w:t>
+        <w:t>Books 01–06 (IPAM/DDI/PKI, SD-WAN/SASE) and Books 07–08 (SQL identity migration, Entra tokens, Managed Identity).</w:t>
       </w:r>
     </w:p>
     <w:p>
@@ -432,7 +350,7 @@
         <w:rPr>
           <w:sz w:val="22"/>
         </w:rPr>
-        <w:t>Build the label taxonomy and an auto-labeling policy in simulation mode; seed SharePoint with SSN-containing test docs; review the simulation report for false positives before enforcing.</w:t>
+        <w:t>Measure RTT across simulated WAN links; compute physics floor vs. addressable gap; demonstrate the latency cost of strong-consistency reads over a high-latency link vs. bounded-staleness replica reads.</w:t>
       </w:r>
     </w:p>
     <w:p>
@@ -443,7 +361,7 @@
         <w:rPr>
           <w:sz w:val="22"/>
         </w:rPr>
-        <w:t>Create a custom SIT with keyword corroboration and a DLP rule blocking external email of matching content; verify the policy tip.</w:t>
+        <w:t>Configure DSCP marking to separate a bulk backup transfer from consensus/heartbeat traffic and show quorum stability under load.</w:t>
       </w:r>
     </w:p>
     <w:p>
@@ -454,7 +372,7 @@
         <w:rPr>
           <w:sz w:val="22"/>
         </w:rPr>
-        <w:t>Stand up Key Vault Premium, migrate an Azure SQL TDE protector to CMK, apply a rotation policy, and confirm key operations in Log Analytics.</w:t>
+        <w:t>Build a replication-lag monitor that redirects reads to the primary when a replica exceeds its staleness bound.</w:t>
       </w:r>
     </w:p>
     <w:p>
@@ -476,7 +394,7 @@
         <w:rPr>
           <w:sz w:val="22"/>
         </w:rPr>
-        <w:t>Publishing labels to only one location causes inconsistent classification — publish everywhere from day one.</w:t>
+        <w:t>Globally distributed databases with strong consistency for all reads — the source of "mysteriously" high read latency.</w:t>
       </w:r>
     </w:p>
     <w:p>
@@ -487,7 +405,7 @@
         <w:rPr>
           <w:sz w:val="22"/>
         </w:rPr>
-        <w:t>Enforcing auto-labeling without a simulation review can mislabel at scale and flood the help desk.</w:t>
+        <w:t>Operating without explicit consistency-class assignment (implicit strong-consistency-everywhere).</w:t>
       </w:r>
     </w:p>
     <w:p>
@@ -498,7 +416,7 @@
         <w:rPr>
           <w:sz w:val="22"/>
         </w:rPr>
-        <w:t>Trainable classifiers trained on unrepresentative samples underperform (budget 3–4 weeks).</w:t>
+        <w:t>Running lean and fat traffic on one path — backups delay quorum heartbeats and cause failover flapping.</w:t>
       </w:r>
     </w:p>
     <w:p>
@@ -509,7 +427,7 @@
         <w:rPr>
           <w:sz w:val="22"/>
         </w:rPr>
-        <w:t>Endpoint DLP silently misses devices not onboarded to Defender for Endpoint; never delete a compromised key version until data is re-encrypted.</w:t>
+        <w:t>Maintaining the same fact independently in multiple systems instead of one canonical source with derived projections.</w:t>
       </w:r>
     </w:p>
     <w:p>
@@ -531,7 +449,7 @@
         <w:rPr>
           <w:sz w:val="22"/>
         </w:rPr>
-        <w:t>SC-401, AZ-500.</w:t>
+        <w:t>DP-300, AZ-700.</w:t>
       </w:r>
     </w:p>
     <w:p>
@@ -562,7 +480,7 @@
         <w:rPr>
           <w:sz w:val="22"/>
         </w:rPr>
-        <w:t xml:space="preserve"> Book 10 — SIEM / XDR Detection</w:t>
+        <w:t xml:space="preserve"> Book 10 — Privileged Access Management</w:t>
       </w:r>
     </w:p>
     <w:sectPr>
